--- a/chapters/02/core/AIHE-A03/supp/AIHE-A/docx/AIHE-A_template.docx
+++ b/chapters/02/core/AIHE-A03/supp/AIHE-A/docx/AIHE-A_template.docx
@@ -5,7 +5,7 @@
     <w:p>
       <w:pPr>
         <w:pStyle w:val="Title"/>
-        <w:jc w:val="center"/>
+        <w:jc w:val="centre"/>
       </w:pPr>
       <w:r>
         <w:rPr>
@@ -27,7 +27,7 @@
     </w:p>
     <w:p>
       <w:pPr>
-        <w:jc w:val="center"/>
+        <w:jc w:val="centre"/>
       </w:pPr>
       <w:r>
         <w:rPr>
@@ -41,7 +41,7 @@
       <w:tblPr>
         <w:tblStyle w:val="TableGrid"/>
         <w:tblW w:type="auto" w:w="0"/>
-        <w:jc w:val="center"/>
+        <w:jc w:val="centre"/>
         <w:tblLook w:firstColumn="1" w:firstRow="1" w:lastColumn="0" w:lastRow="0" w:noHBand="0" w:noVBand="1" w:val="04A0"/>
       </w:tblPr>
       <w:tblGrid>
@@ -110,7 +110,7 @@
               <w:bottom w:w="80" w:type="dxa"/>
               <w:end w:w="80" w:type="dxa"/>
             </w:tcMar>
-            <w:vAlign w:val="center"/>
+            <w:vAlign w:val="centre"/>
           </w:tcPr>
           <w:p>
             <w:pPr>
@@ -184,7 +184,7 @@
               <w:bottom w:w="80" w:type="dxa"/>
               <w:end w:w="80" w:type="dxa"/>
             </w:tcMar>
-            <w:vAlign w:val="center"/>
+            <w:vAlign w:val="centre"/>
           </w:tcPr>
           <w:p>
             <w:pPr>
@@ -252,12 +252,12 @@
     </w:p>
     <w:p>
       <w:r>
-        <w:t>Complete the fields with the multidisciplinary team. Record evidence sources, assumptions, limitations, owners, dates, and decision thresholds. Use synthetic or appropriately governed data only. The worked example is fictional and is provided for teaching.</w:t>
+        <w:t>Complete the fields with the multidisciplinary team. Record evidence sources, assumptions, limitations, owners, dates, and decision thresholds. Use synthetic or appropriately governed data only. The worked example is fictional and is provided as a synthetic demonstration.</w:t>
       </w:r>
     </w:p>
     <w:p>
       <w:r>
-        <w:t>This digital resource provides a practical tool that can be adapted for teaching, hospital governance, or project planning. The tool is intentionally generic and should be localized to legal, regulatory, institutional, and clinical requirements before use.</w:t>
+        <w:t>This digital resource provides a practical tool that can be adapted for institutional governance, project planning, or self-directed analysis. The tool is intentionally generic and should be localized to legal, regulatory, institutional, and clinical requirements before use.</w:t>
       </w:r>
     </w:p>
     <w:p>
@@ -269,7 +269,7 @@
       <w:tblPr>
         <w:tblStyle w:val="TableGrid"/>
         <w:tblW w:type="auto" w:w="0"/>
-        <w:jc w:val="center"/>
+        <w:jc w:val="centre"/>
         <w:tblLook w:firstColumn="1" w:firstRow="1" w:lastColumn="0" w:lastRow="0" w:noHBand="0" w:noVBand="1" w:val="04A0"/>
       </w:tblPr>
       <w:tblGrid>
@@ -285,7 +285,7 @@
         <w:tc>
           <w:tcPr>
             <w:tcW w:type="dxa" w:w="2592"/>
-            <w:vAlign w:val="center"/>
+            <w:vAlign w:val="centre"/>
             <w:tcMar>
               <w:top w:w="80" w:type="dxa"/>
               <w:start w:w="80" w:type="dxa"/>
@@ -306,7 +306,7 @@
         <w:tc>
           <w:tcPr>
             <w:tcW w:type="dxa" w:w="2592"/>
-            <w:vAlign w:val="center"/>
+            <w:vAlign w:val="centre"/>
             <w:tcMar>
               <w:top w:w="80" w:type="dxa"/>
               <w:start w:w="80" w:type="dxa"/>
@@ -327,7 +327,7 @@
         <w:tc>
           <w:tcPr>
             <w:tcW w:type="dxa" w:w="2592"/>
-            <w:vAlign w:val="center"/>
+            <w:vAlign w:val="centre"/>
             <w:tcMar>
               <w:top w:w="80" w:type="dxa"/>
               <w:start w:w="80" w:type="dxa"/>
@@ -348,7 +348,7 @@
         <w:tc>
           <w:tcPr>
             <w:tcW w:type="dxa" w:w="2592"/>
-            <w:vAlign w:val="center"/>
+            <w:vAlign w:val="centre"/>
             <w:tcMar>
               <w:top w:w="80" w:type="dxa"/>
               <w:start w:w="80" w:type="dxa"/>
@@ -371,7 +371,7 @@
         <w:tc>
           <w:tcPr>
             <w:tcW w:type="dxa" w:w="2592"/>
-            <w:vAlign w:val="center"/>
+            <w:vAlign w:val="centre"/>
             <w:tcMar>
               <w:top w:w="80" w:type="dxa"/>
               <w:start w:w="80" w:type="dxa"/>
@@ -388,7 +388,7 @@
         <w:tc>
           <w:tcPr>
             <w:tcW w:type="dxa" w:w="2592"/>
-            <w:vAlign w:val="center"/>
+            <w:vAlign w:val="centre"/>
             <w:tcMar>
               <w:top w:w="80" w:type="dxa"/>
               <w:start w:w="80" w:type="dxa"/>
@@ -415,7 +415,7 @@
         <w:tc>
           <w:tcPr>
             <w:tcW w:type="dxa" w:w="2592"/>
-            <w:vAlign w:val="center"/>
+            <w:vAlign w:val="centre"/>
             <w:tcMar>
               <w:top w:w="80" w:type="dxa"/>
               <w:start w:w="80" w:type="dxa"/>
@@ -442,7 +442,7 @@
         <w:tc>
           <w:tcPr>
             <w:tcW w:type="dxa" w:w="2592"/>
-            <w:vAlign w:val="center"/>
+            <w:vAlign w:val="centre"/>
             <w:tcMar>
               <w:top w:w="80" w:type="dxa"/>
               <w:start w:w="80" w:type="dxa"/>
@@ -471,7 +471,7 @@
         <w:tc>
           <w:tcPr>
             <w:tcW w:type="dxa" w:w="2592"/>
-            <w:vAlign w:val="center"/>
+            <w:vAlign w:val="centre"/>
             <w:tcMar>
               <w:top w:w="80" w:type="dxa"/>
               <w:start w:w="80" w:type="dxa"/>
@@ -488,7 +488,7 @@
         <w:tc>
           <w:tcPr>
             <w:tcW w:type="dxa" w:w="2592"/>
-            <w:vAlign w:val="center"/>
+            <w:vAlign w:val="centre"/>
             <w:tcMar>
               <w:top w:w="80" w:type="dxa"/>
               <w:start w:w="80" w:type="dxa"/>
@@ -515,7 +515,7 @@
         <w:tc>
           <w:tcPr>
             <w:tcW w:type="dxa" w:w="2592"/>
-            <w:vAlign w:val="center"/>
+            <w:vAlign w:val="centre"/>
             <w:tcMar>
               <w:top w:w="80" w:type="dxa"/>
               <w:start w:w="80" w:type="dxa"/>
@@ -542,7 +542,7 @@
         <w:tc>
           <w:tcPr>
             <w:tcW w:type="dxa" w:w="2592"/>
-            <w:vAlign w:val="center"/>
+            <w:vAlign w:val="centre"/>
             <w:tcMar>
               <w:top w:w="80" w:type="dxa"/>
               <w:start w:w="80" w:type="dxa"/>
@@ -571,7 +571,7 @@
         <w:tc>
           <w:tcPr>
             <w:tcW w:type="dxa" w:w="2592"/>
-            <w:vAlign w:val="center"/>
+            <w:vAlign w:val="centre"/>
             <w:tcMar>
               <w:top w:w="80" w:type="dxa"/>
               <w:start w:w="80" w:type="dxa"/>
@@ -588,7 +588,7 @@
         <w:tc>
           <w:tcPr>
             <w:tcW w:type="dxa" w:w="2592"/>
-            <w:vAlign w:val="center"/>
+            <w:vAlign w:val="centre"/>
             <w:tcMar>
               <w:top w:w="80" w:type="dxa"/>
               <w:start w:w="80" w:type="dxa"/>
@@ -615,7 +615,7 @@
         <w:tc>
           <w:tcPr>
             <w:tcW w:type="dxa" w:w="2592"/>
-            <w:vAlign w:val="center"/>
+            <w:vAlign w:val="centre"/>
             <w:tcMar>
               <w:top w:w="80" w:type="dxa"/>
               <w:start w:w="80" w:type="dxa"/>
@@ -642,7 +642,7 @@
         <w:tc>
           <w:tcPr>
             <w:tcW w:type="dxa" w:w="2592"/>
-            <w:vAlign w:val="center"/>
+            <w:vAlign w:val="centre"/>
             <w:tcMar>
               <w:top w:w="80" w:type="dxa"/>
               <w:start w:w="80" w:type="dxa"/>
@@ -671,7 +671,7 @@
         <w:tc>
           <w:tcPr>
             <w:tcW w:type="dxa" w:w="2592"/>
-            <w:vAlign w:val="center"/>
+            <w:vAlign w:val="centre"/>
             <w:tcMar>
               <w:top w:w="80" w:type="dxa"/>
               <w:start w:w="80" w:type="dxa"/>
@@ -688,7 +688,7 @@
         <w:tc>
           <w:tcPr>
             <w:tcW w:type="dxa" w:w="2592"/>
-            <w:vAlign w:val="center"/>
+            <w:vAlign w:val="centre"/>
             <w:tcMar>
               <w:top w:w="80" w:type="dxa"/>
               <w:start w:w="80" w:type="dxa"/>
@@ -715,7 +715,7 @@
         <w:tc>
           <w:tcPr>
             <w:tcW w:type="dxa" w:w="2592"/>
-            <w:vAlign w:val="center"/>
+            <w:vAlign w:val="centre"/>
             <w:tcMar>
               <w:top w:w="80" w:type="dxa"/>
               <w:start w:w="80" w:type="dxa"/>
@@ -742,7 +742,7 @@
         <w:tc>
           <w:tcPr>
             <w:tcW w:type="dxa" w:w="2592"/>
-            <w:vAlign w:val="center"/>
+            <w:vAlign w:val="centre"/>
             <w:tcMar>
               <w:top w:w="80" w:type="dxa"/>
               <w:start w:w="80" w:type="dxa"/>
@@ -771,7 +771,7 @@
         <w:tc>
           <w:tcPr>
             <w:tcW w:type="dxa" w:w="2592"/>
-            <w:vAlign w:val="center"/>
+            <w:vAlign w:val="centre"/>
             <w:tcMar>
               <w:top w:w="80" w:type="dxa"/>
               <w:start w:w="80" w:type="dxa"/>
@@ -788,7 +788,7 @@
         <w:tc>
           <w:tcPr>
             <w:tcW w:type="dxa" w:w="2592"/>
-            <w:vAlign w:val="center"/>
+            <w:vAlign w:val="centre"/>
             <w:tcMar>
               <w:top w:w="80" w:type="dxa"/>
               <w:start w:w="80" w:type="dxa"/>
@@ -815,7 +815,7 @@
         <w:tc>
           <w:tcPr>
             <w:tcW w:type="dxa" w:w="2592"/>
-            <w:vAlign w:val="center"/>
+            <w:vAlign w:val="centre"/>
             <w:tcMar>
               <w:top w:w="80" w:type="dxa"/>
               <w:start w:w="80" w:type="dxa"/>
@@ -842,7 +842,7 @@
         <w:tc>
           <w:tcPr>
             <w:tcW w:type="dxa" w:w="2592"/>
-            <w:vAlign w:val="center"/>
+            <w:vAlign w:val="centre"/>
             <w:tcMar>
               <w:top w:w="80" w:type="dxa"/>
               <w:start w:w="80" w:type="dxa"/>
@@ -871,7 +871,7 @@
         <w:tc>
           <w:tcPr>
             <w:tcW w:type="dxa" w:w="2592"/>
-            <w:vAlign w:val="center"/>
+            <w:vAlign w:val="centre"/>
             <w:tcMar>
               <w:top w:w="80" w:type="dxa"/>
               <w:start w:w="80" w:type="dxa"/>
@@ -888,7 +888,7 @@
         <w:tc>
           <w:tcPr>
             <w:tcW w:type="dxa" w:w="2592"/>
-            <w:vAlign w:val="center"/>
+            <w:vAlign w:val="centre"/>
             <w:tcMar>
               <w:top w:w="80" w:type="dxa"/>
               <w:start w:w="80" w:type="dxa"/>
@@ -915,7 +915,7 @@
         <w:tc>
           <w:tcPr>
             <w:tcW w:type="dxa" w:w="2592"/>
-            <w:vAlign w:val="center"/>
+            <w:vAlign w:val="centre"/>
             <w:tcMar>
               <w:top w:w="80" w:type="dxa"/>
               <w:start w:w="80" w:type="dxa"/>
@@ -942,7 +942,7 @@
         <w:tc>
           <w:tcPr>
             <w:tcW w:type="dxa" w:w="2592"/>
-            <w:vAlign w:val="center"/>
+            <w:vAlign w:val="centre"/>
             <w:tcMar>
               <w:top w:w="80" w:type="dxa"/>
               <w:start w:w="80" w:type="dxa"/>
@@ -971,7 +971,7 @@
         <w:tc>
           <w:tcPr>
             <w:tcW w:type="dxa" w:w="2592"/>
-            <w:vAlign w:val="center"/>
+            <w:vAlign w:val="centre"/>
             <w:tcMar>
               <w:top w:w="80" w:type="dxa"/>
               <w:start w:w="80" w:type="dxa"/>
@@ -988,7 +988,7 @@
         <w:tc>
           <w:tcPr>
             <w:tcW w:type="dxa" w:w="2592"/>
-            <w:vAlign w:val="center"/>
+            <w:vAlign w:val="centre"/>
             <w:tcMar>
               <w:top w:w="80" w:type="dxa"/>
               <w:start w:w="80" w:type="dxa"/>
@@ -1015,7 +1015,7 @@
         <w:tc>
           <w:tcPr>
             <w:tcW w:type="dxa" w:w="2592"/>
-            <w:vAlign w:val="center"/>
+            <w:vAlign w:val="centre"/>
             <w:tcMar>
               <w:top w:w="80" w:type="dxa"/>
               <w:start w:w="80" w:type="dxa"/>
@@ -1042,7 +1042,7 @@
         <w:tc>
           <w:tcPr>
             <w:tcW w:type="dxa" w:w="2592"/>
-            <w:vAlign w:val="center"/>
+            <w:vAlign w:val="centre"/>
             <w:tcMar>
               <w:top w:w="80" w:type="dxa"/>
               <w:start w:w="80" w:type="dxa"/>
@@ -1071,7 +1071,7 @@
         <w:tc>
           <w:tcPr>
             <w:tcW w:type="dxa" w:w="2592"/>
-            <w:vAlign w:val="center"/>
+            <w:vAlign w:val="centre"/>
             <w:tcMar>
               <w:top w:w="80" w:type="dxa"/>
               <w:start w:w="80" w:type="dxa"/>
@@ -1088,7 +1088,7 @@
         <w:tc>
           <w:tcPr>
             <w:tcW w:type="dxa" w:w="2592"/>
-            <w:vAlign w:val="center"/>
+            <w:vAlign w:val="centre"/>
             <w:tcMar>
               <w:top w:w="80" w:type="dxa"/>
               <w:start w:w="80" w:type="dxa"/>
@@ -1115,7 +1115,7 @@
         <w:tc>
           <w:tcPr>
             <w:tcW w:type="dxa" w:w="2592"/>
-            <w:vAlign w:val="center"/>
+            <w:vAlign w:val="centre"/>
             <w:tcMar>
               <w:top w:w="80" w:type="dxa"/>
               <w:start w:w="80" w:type="dxa"/>
@@ -1142,7 +1142,7 @@
         <w:tc>
           <w:tcPr>
             <w:tcW w:type="dxa" w:w="2592"/>
-            <w:vAlign w:val="center"/>
+            <w:vAlign w:val="centre"/>
             <w:tcMar>
               <w:top w:w="80" w:type="dxa"/>
               <w:start w:w="80" w:type="dxa"/>
@@ -1318,14 +1318,14 @@
   <w:p>
     <w:pPr>
       <w:pStyle w:val="Footer"/>
-      <w:jc w:val="center"/>
+      <w:jc w:val="centre"/>
     </w:pPr>
     <w:r>
       <w:rPr>
-        <w:color w:val="646464"/>
-        <w:sz w:val="14"/>
-      </w:rPr>
-      <w:t>Copyright © 2026 Author(s) of Artificial Intelligence and Healthcare Economics | V1.0 | CC BY-NC 4.0 content notice</w:t>
+        <w:color w:val="5F5A5B"/>
+        <w:sz w:val="15"/>
+      </w:rPr>
+      <w:t>Muthana Zouri · Carmen Marinela Cumpăt · Grigore T. Popa University of Medicine and Pharmacy Publishing House · 2026</w:t>
     </w:r>
   </w:p>
 </w:ftr>
@@ -1356,7 +1356,25 @@
   <w:p>
     <w:pPr>
       <w:pStyle w:val="Header"/>
-    </w:pPr>
+      <w:jc w:val="centre"/>
+    </w:pPr>
+    <w:r/>
+    <w:r>
+      <w:rPr>
+        <w:rFonts w:ascii="Georgia" w:hAnsi="Georgia"/>
+        <w:b/>
+        <w:color w:val="7B1734"/>
+        <w:sz w:val="17"/>
+      </w:rPr>
+      <w:t>Artificial Intelligence and Healthcare Economics</w:t>
+    </w:r>
+    <w:r>
+      <w:rPr>
+        <w:color w:val="5F5A5B"/>
+        <w:sz w:val="16"/>
+      </w:rPr>
+      <w:t xml:space="preserve"> · Digital Resource Companion · V1.0</w:t>
+    </w:r>
   </w:p>
 </w:hdr>
 </file>
@@ -1758,7 +1776,7 @@
     <w:rsid w:val="00E618BF"/>
     <w:pPr>
       <w:tabs>
-        <w:tab w:val="center" w:pos="4680"/>
+        <w:tab w:val="centre" w:pos="4680"/>
         <w:tab w:val="right" w:pos="9360"/>
       </w:tabs>
       <w:spacing w:after="0" w:line="240" w:lineRule="auto"/>
@@ -1780,7 +1798,7 @@
     <w:rsid w:val="00E618BF"/>
     <w:pPr>
       <w:tabs>
-        <w:tab w:val="center" w:pos="4680"/>
+        <w:tab w:val="centre" w:pos="4680"/>
         <w:tab w:val="right" w:pos="9360"/>
       </w:tabs>
       <w:spacing w:after="0" w:line="240" w:lineRule="auto"/>
